--- a/docs/entrevistas/Entrevista E03.docx
+++ b/docs/entrevistas/Entrevista E03.docx
@@ -20,7 +20,7 @@
           <w:szCs w:val="26"/>
           <w:rtl w:val="0"/>
         </w:rPr>
-        <w:t xml:space="preserve">F.52</w:t>
+        <w:t xml:space="preserve">E03</w:t>
       </w:r>
     </w:p>
     <w:p>

--- a/docs/entrevistas/Entrevista E03.docx
+++ b/docs/entrevistas/Entrevista E03.docx
@@ -1000,14 +1000,14 @@
           <w:bCs w:val="1"/>
           <w:rtl w:val="0"/>
         </w:rPr>
-        <w:t xml:space="preserve">R21:</w:t>
+        <w:t xml:space="preserve">R21: "Evitaría poner información demasiado personal o privada de mi mamá. Pondría solamente lo necesario para que otra persona pueda cuidarla bien". → Barrera de privacidad por la dignidad de la persona cuidada.</w:t>
       </w:r>
       <w:r>
         <w:rPr>
           <w:rFonts w:ascii="Arial Unicode MS" w:cs="Arial Unicode MS" w:eastAsia="Arial Unicode MS" w:hAnsi="Arial Unicode MS"/>
           <w:rtl w:val="0"/>
         </w:rPr>
-        <w:t xml:space="preserve"> "Evitaría poner información demasiado personal o privada de mi mamá. Pondría solamente lo necesario para que otra persona pueda cuidarla bien". → </w:t>
+        <w:t xml:space="preserve"/>
       </w:r>
       <w:r>
         <w:rPr>
@@ -1015,7 +1015,7 @@
           <w:iCs w:val="1"/>
           <w:rtl w:val="0"/>
         </w:rPr>
-        <w:t xml:space="preserve">Barrera de privacidad por la dignidad del paciente.</w:t>
+        <w:t xml:space="preserve"/>
       </w:r>
     </w:p>
     <w:p>
@@ -1469,14 +1469,14 @@
           <w:bCs w:val="1"/>
           <w:rtl w:val="0"/>
         </w:rPr>
-        <w:t xml:space="preserve">R30:</w:t>
+        <w:t xml:space="preserve">R30: "Sí, compré un candado para la puerta, para evitar que salga sola durante la noche, ya que [...] puede desorientarse. Me costó aproximadamente $5.000". → Inversión directa en seguridad física por la supervisión que necesita.</w:t>
       </w:r>
       <w:r>
         <w:rPr>
           <w:rFonts w:ascii="Arial Unicode MS" w:cs="Arial Unicode MS" w:eastAsia="Arial Unicode MS" w:hAnsi="Arial Unicode MS"/>
           <w:rtl w:val="0"/>
         </w:rPr>
-        <w:t xml:space="preserve"> "Sí, compré un candado para la puerta, para evitar que salga sola durante la noche, ya que por su Alzheimer puede desorientarse. Me costó aproximadamente $5.000". → </w:t>
+        <w:t xml:space="preserve"/>
       </w:r>
       <w:r>
         <w:rPr>
@@ -1484,7 +1484,7 @@
           <w:iCs w:val="1"/>
           <w:rtl w:val="0"/>
         </w:rPr>
-        <w:t xml:space="preserve">Inversión directa en seguridad física por la condición base.</w:t>
+        <w:t xml:space="preserve"/>
       </w:r>
     </w:p>
     <w:p>
@@ -1727,13 +1727,13 @@
           <w:bCs w:val="1"/>
           <w:rtl w:val="0"/>
         </w:rPr>
-        <w:t xml:space="preserve">R36:</w:t>
-      </w:r>
-      <w:r>
-        <w:rPr>
-          <w:rtl w:val="0"/>
-        </w:rPr>
-        <w:t xml:space="preserve"> Destaca que cuidar a alguien con Alzheimer requiere "mucha paciencia y estar pendiente constantemente, incluso cuando puede hacer algunas cosas sola". Conoce a otras personas en su situación que podrían responder.</w:t>
+        <w:t xml:space="preserve">R36: Destaca que cuidar a su mamá requiere "mucha paciencia y estar pendiente constantemente, incluso cuando puede hacer algunas cosas sola". Conoce a otras personas en su situación que podrían responder.</w:t>
+      </w:r>
+      <w:r>
+        <w:rPr>
+          <w:rtl w:val="0"/>
+        </w:rPr>
+        <w:t xml:space="preserve"/>
       </w:r>
     </w:p>
     <w:p>
@@ -1777,7 +1777,7 @@
         <w:rPr>
           <w:rtl w:val="0"/>
         </w:rPr>
-        <w:t xml:space="preserve">· Perfil: Conviviente (con diagnóstico de Alzheimer asociado) </w:t>
+        <w:t xml:space="preserve">· Perfil: Conviviente (requiere supervisión constante) </w:t>
       </w:r>
     </w:p>
     <w:p>
